--- a/incoming_files/Martin_Collins_Resume_2026.docx
+++ b/incoming_files/Martin_Collins_Resume_2026.docx
@@ -444,159 +444,6 @@
           <w:color w:val="1A3C6E"/>
           <w:sz w:val="20"/>
         </w:rPr>
-        <w:t xml:space="preserve">  TECHNOLOGIES &amp; TOOLS</w:t>
-      </w:r>
-    </w:p>
-    <w:p>
-      <w:pPr>
-        <w:spacing w:before="20" w:after="20"/>
-        <w:ind w:left="216"/>
-      </w:pPr>
-      <w:r>
-        <w:rPr>
-          <w:rFonts w:ascii="Calibri" w:hAnsi="Calibri"/>
-          <w:b/>
-          <w:color w:val="1A3C6E"/>
-          <w:sz w:val="20"/>
-        </w:rPr>
-        <w:t xml:space="preserve">Collaboration:  </w:t>
-      </w:r>
-      <w:r>
-        <w:rPr>
-          <w:rFonts w:ascii="Calibri" w:hAnsi="Calibri"/>
-          <w:color w:val="222222"/>
-          <w:sz w:val="20"/>
-        </w:rPr>
-        <w:t>Webex, Microsoft Teams</w:t>
-      </w:r>
-    </w:p>
-    <w:p>
-      <w:pPr>
-        <w:spacing w:before="20" w:after="20"/>
-        <w:ind w:left="216"/>
-      </w:pPr>
-      <w:r>
-        <w:rPr>
-          <w:rFonts w:ascii="Calibri" w:hAnsi="Calibri"/>
-          <w:b/>
-          <w:color w:val="1A3C6E"/>
-          <w:sz w:val="20"/>
-        </w:rPr>
-        <w:t xml:space="preserve">Project &amp; Change Management:  </w:t>
-      </w:r>
-      <w:r>
-        <w:rPr>
-          <w:rFonts w:ascii="Calibri" w:hAnsi="Calibri"/>
-          <w:color w:val="222222"/>
-          <w:sz w:val="20"/>
-        </w:rPr>
-        <w:t>Jira, Remedy, Confluence, MS Project</w:t>
-      </w:r>
-    </w:p>
-    <w:p>
-      <w:pPr>
-        <w:spacing w:before="20" w:after="20"/>
-        <w:ind w:left="216"/>
-      </w:pPr>
-      <w:r>
-        <w:rPr>
-          <w:rFonts w:ascii="Calibri" w:hAnsi="Calibri"/>
-          <w:b/>
-          <w:color w:val="1A3C6E"/>
-          <w:sz w:val="20"/>
-        </w:rPr>
-        <w:t xml:space="preserve">Enterprise Systems:  </w:t>
-      </w:r>
-      <w:r>
-        <w:rPr>
-          <w:rFonts w:ascii="Calibri" w:hAnsi="Calibri"/>
-          <w:color w:val="222222"/>
-          <w:sz w:val="20"/>
-        </w:rPr>
-        <w:t>Salesforce, Oracle, Watson</w:t>
-      </w:r>
-    </w:p>
-    <w:p>
-      <w:pPr>
-        <w:spacing w:before="20" w:after="20"/>
-        <w:ind w:left="216"/>
-      </w:pPr>
-      <w:r>
-        <w:rPr>
-          <w:rFonts w:ascii="Calibri" w:hAnsi="Calibri"/>
-          <w:b/>
-          <w:color w:val="1A3C6E"/>
-          <w:sz w:val="20"/>
-        </w:rPr>
-        <w:t xml:space="preserve">Engineering &amp; IT Management:  </w:t>
-      </w:r>
-      <w:r>
-        <w:rPr>
-          <w:rFonts w:ascii="Calibri" w:hAnsi="Calibri"/>
-          <w:color w:val="222222"/>
-          <w:sz w:val="20"/>
-        </w:rPr>
-        <w:t>MyCTO</w:t>
-      </w:r>
-    </w:p>
-    <w:p>
-      <w:pPr>
-        <w:spacing w:before="20" w:after="20"/>
-        <w:ind w:left="216"/>
-      </w:pPr>
-      <w:r>
-        <w:rPr>
-          <w:rFonts w:ascii="Calibri" w:hAnsi="Calibri"/>
-          <w:b/>
-          <w:color w:val="1A3C6E"/>
-          <w:sz w:val="20"/>
-        </w:rPr>
-        <w:t xml:space="preserve">Productivity:  </w:t>
-      </w:r>
-      <w:r>
-        <w:rPr>
-          <w:rFonts w:ascii="Calibri" w:hAnsi="Calibri"/>
-          <w:color w:val="222222"/>
-          <w:sz w:val="20"/>
-        </w:rPr>
-        <w:t>Microsoft Office, Excel, T-Minus Tracking</w:t>
-      </w:r>
-    </w:p>
-    <w:p>
-      <w:pPr>
-        <w:spacing w:before="20" w:after="20"/>
-        <w:ind w:left="216"/>
-      </w:pPr>
-      <w:r>
-        <w:rPr>
-          <w:rFonts w:ascii="Calibri" w:hAnsi="Calibri"/>
-          <w:b/>
-          <w:color w:val="1A3C6E"/>
-          <w:sz w:val="20"/>
-        </w:rPr>
-        <w:t xml:space="preserve">Network Platforms:  </w:t>
-      </w:r>
-      <w:r>
-        <w:rPr>
-          <w:rFonts w:ascii="Calibri" w:hAnsi="Calibri"/>
-          <w:color w:val="222222"/>
-          <w:sz w:val="20"/>
-        </w:rPr>
-        <w:t>Cisco, Arista</w:t>
-      </w:r>
-    </w:p>
-    <w:p>
-      <w:pPr>
-        <w:spacing w:before="120" w:after="40"/>
-        <w:shd w:val="clear" w:color="auto" w:fill="EDF2FA"/>
-      </w:pPr>
-      <w:r>
-        <w:rPr>
-          <w:rFonts w:ascii="Calibri" w:hAnsi="Calibri"/>
-          <w:b/>
-          <w:color w:val="1A3C6E"/>
-          <w:sz w:val="20"/>
-        </w:rPr>
         <w:t xml:space="preserve">  PROFESSIONAL EXPERIENCE</w:t>
       </w:r>
     </w:p>
